--- a/docs/EResume.docx
+++ b/docs/EResume.docx
@@ -377,7 +377,7 @@
           <w:color w:val="000000" w:themeColor="text1"/>
           <w:sz w:val="18"/>
           <w:szCs w:val="18"/>
-          <w:lang w:eastAsia="ru-RU"/>
+          <w:lang w:val="en-US" w:eastAsia="ru-RU"/>
         </w:rPr>
       </w:pPr>
       <w:r>
@@ -402,7 +402,7 @@
           <w:color w:val="000000" w:themeColor="text1"/>
           <w:sz w:val="18"/>
           <w:szCs w:val="18"/>
-          <w:lang w:eastAsia="ru-RU"/>
+          <w:lang w:val="en-US" w:eastAsia="ru-RU"/>
         </w:rPr>
       </w:pPr>
     </w:p>
@@ -416,7 +416,7 @@
           <w:color w:val="000000" w:themeColor="text1"/>
           <w:sz w:val="18"/>
           <w:szCs w:val="18"/>
-          <w:lang w:eastAsia="ru-RU"/>
+          <w:lang w:val="en-US" w:eastAsia="ru-RU"/>
         </w:rPr>
       </w:pPr>
       <w:r>
@@ -462,7 +462,7 @@
           <w:color w:val="000000" w:themeColor="text1"/>
           <w:sz w:val="18"/>
           <w:szCs w:val="18"/>
-          <w:lang w:eastAsia="ru-RU"/>
+          <w:lang w:val="en-US" w:eastAsia="ru-RU"/>
         </w:rPr>
       </w:pPr>
     </w:p>
@@ -1111,6 +1111,7 @@
         </w:rPr>
         <w:t xml:space="preserve">, MS </w:t>
       </w:r>
+      <w:proofErr w:type="spellStart"/>
       <w:proofErr w:type="gramStart"/>
       <w:r>
         <w:rPr>
@@ -1132,6 +1133,7 @@
         </w:rPr>
         <w:t>,Python</w:t>
       </w:r>
+      <w:proofErr w:type="spellEnd"/>
       <w:proofErr w:type="gramEnd"/>
     </w:p>
     <w:bookmarkEnd w:id="0"/>
@@ -1604,6 +1606,132 @@
     <w:p>
       <w:pPr>
         <w:pStyle w:val="ListParagraph"/>
+        <w:spacing w:after="0" w:line="240" w:lineRule="auto"/>
+        <w:ind w:left="360"/>
+        <w:textAlignment w:val="baseline"/>
+        <w:rPr>
+          <w:rFonts w:ascii="Segoe UI" w:hAnsi="Segoe UI" w:cs="Segoe UI"/>
+          <w:color w:val="000000" w:themeColor="text1"/>
+          <w:sz w:val="18"/>
+          <w:szCs w:val="18"/>
+          <w:shd w:val="clear" w:color="auto" w:fill="FFFFFF"/>
+        </w:rPr>
+      </w:pPr>
+      <w:r>
+        <w:rPr>
+          <w:rFonts w:ascii="Segoe UI" w:hAnsi="Segoe UI" w:cs="Segoe UI"/>
+          <w:color w:val="000000" w:themeColor="text1"/>
+          <w:sz w:val="18"/>
+          <w:szCs w:val="18"/>
+          <w:shd w:val="clear" w:color="auto" w:fill="FFFFFF"/>
+          <w:lang w:val="en-US"/>
+        </w:rPr>
+        <w:t>-- Reporting Audit &amp; Logging System Implementation: Designed and implemented an end-to-end Power BI usage tracking system. The solution logs who, when, and with which parameters reports are executed, providing full transparency into analytics usage and enhancing data security. This enabled the identification of key business KPIs and optimized system load.</w:t>
+      </w:r>
+      <w:r>
+        <w:rPr>
+          <w:rFonts w:ascii="Segoe UI" w:hAnsi="Segoe UI" w:cs="Segoe UI"/>
+          <w:color w:val="000000" w:themeColor="text1"/>
+          <w:sz w:val="18"/>
+          <w:szCs w:val="18"/>
+          <w:shd w:val="clear" w:color="auto" w:fill="FFFFFF"/>
+          <w:lang w:val="en-US"/>
+        </w:rPr>
+        <w:br/>
+      </w:r>
+      <w:r>
+        <w:rPr>
+          <w:rFonts w:ascii="Segoe UI" w:hAnsi="Segoe UI" w:cs="Segoe UI"/>
+          <w:color w:val="000000" w:themeColor="text1"/>
+          <w:sz w:val="18"/>
+          <w:szCs w:val="18"/>
+          <w:shd w:val="clear" w:color="auto" w:fill="FFFFFF"/>
+          <w:lang w:val="en-US"/>
+        </w:rPr>
+        <w:br/>
+        <w:t>-- CDC &amp; DWH Monitoring Optimization: Overhauled and automated the monitoring of Change Data Capture (CDC) and ETL processes. Implemented proactive alerts for data pipeline delays or failures, reducing data warehouse (DWH) downtime by 90% and significantly improving the reliability of data delivery for business users.</w:t>
+      </w:r>
+      <w:r>
+        <w:rPr>
+          <w:rFonts w:ascii="Segoe UI" w:hAnsi="Segoe UI" w:cs="Segoe UI"/>
+          <w:color w:val="000000" w:themeColor="text1"/>
+          <w:sz w:val="18"/>
+          <w:szCs w:val="18"/>
+          <w:shd w:val="clear" w:color="auto" w:fill="FFFFFF"/>
+          <w:lang w:val="en-US"/>
+        </w:rPr>
+        <w:br/>
+      </w:r>
+      <w:r>
+        <w:rPr>
+          <w:rFonts w:ascii="Segoe UI" w:hAnsi="Segoe UI" w:cs="Segoe UI"/>
+          <w:color w:val="000000" w:themeColor="text1"/>
+          <w:sz w:val="18"/>
+          <w:szCs w:val="18"/>
+          <w:shd w:val="clear" w:color="auto" w:fill="FFFFFF"/>
+          <w:lang w:val="en-US"/>
+        </w:rPr>
+        <w:br/>
+        <w:t xml:space="preserve">-- Semantic Layer &amp; </w:t>
+      </w:r>
+      <w:proofErr w:type="gramStart"/>
+      <w:r>
+        <w:rPr>
+          <w:rFonts w:ascii="Segoe UI" w:hAnsi="Segoe UI" w:cs="Segoe UI"/>
+          <w:color w:val="000000" w:themeColor="text1"/>
+          <w:sz w:val="18"/>
+          <w:szCs w:val="18"/>
+          <w:shd w:val="clear" w:color="auto" w:fill="FFFFFF"/>
+          <w:lang w:val="en-US"/>
+        </w:rPr>
+        <w:t>Model Development:</w:t>
+      </w:r>
+      <w:proofErr w:type="gramEnd"/>
+      <w:r>
+        <w:rPr>
+          <w:rFonts w:ascii="Segoe UI" w:hAnsi="Segoe UI" w:cs="Segoe UI"/>
+          <w:color w:val="000000" w:themeColor="text1"/>
+          <w:sz w:val="18"/>
+          <w:szCs w:val="18"/>
+          <w:shd w:val="clear" w:color="auto" w:fill="FFFFFF"/>
+          <w:lang w:val="en-US"/>
+        </w:rPr>
+        <w:t xml:space="preserve"> Developed and optimized tabular models in Power BI Premium and SSAS, implementing complex business logic with DAX, which accelerated key executive reports generation by 40%.</w:t>
+      </w:r>
+    </w:p>
+    <w:p>
+      <w:pPr>
+        <w:pStyle w:val="ListParagraph"/>
+        <w:spacing w:after="0" w:line="240" w:lineRule="auto"/>
+        <w:ind w:left="360"/>
+        <w:textAlignment w:val="baseline"/>
+        <w:rPr>
+          <w:rFonts w:ascii="Segoe UI" w:hAnsi="Segoe UI" w:cs="Segoe UI"/>
+          <w:color w:val="000000" w:themeColor="text1"/>
+          <w:sz w:val="18"/>
+          <w:szCs w:val="18"/>
+          <w:shd w:val="clear" w:color="auto" w:fill="FFFFFF"/>
+        </w:rPr>
+      </w:pPr>
+    </w:p>
+    <w:p>
+      <w:pPr>
+        <w:pStyle w:val="ListParagraph"/>
+        <w:spacing w:after="0" w:line="240" w:lineRule="auto"/>
+        <w:ind w:left="360"/>
+        <w:textAlignment w:val="baseline"/>
+        <w:rPr>
+          <w:rFonts w:ascii="Segoe UI" w:hAnsi="Segoe UI" w:cs="Segoe UI"/>
+          <w:color w:val="000000" w:themeColor="text1"/>
+          <w:sz w:val="18"/>
+          <w:szCs w:val="18"/>
+          <w:shd w:val="clear" w:color="auto" w:fill="FFFFFF"/>
+        </w:rPr>
+      </w:pPr>
+    </w:p>
+    <w:p>
+      <w:pPr>
+        <w:pStyle w:val="ListParagraph"/>
         <w:numPr>
           <w:ilvl w:val="0"/>
           <w:numId w:val="10"/>
@@ -1640,7 +1768,7 @@
           <w:shd w:val="clear" w:color="auto" w:fill="FFFFFF"/>
           <w:lang w:val="en-US"/>
         </w:rPr>
-        <w:t xml:space="preserve">Senior Business Intelligence Developer, Team Lead) </w:t>
+        <w:t xml:space="preserve">Senior Business Intelligence Developer) </w:t>
       </w:r>
       <w:r>
         <w:rPr>
@@ -1686,102 +1814,117 @@
         </w:rPr>
         <w:t xml:space="preserve">. </w:t>
       </w:r>
-      <w:r>
-        <w:rPr>
-          <w:rFonts w:ascii="Segoe UI" w:eastAsia="Times New Roman" w:hAnsi="Segoe UI" w:cs="Segoe UI"/>
-          <w:color w:val="000000" w:themeColor="text1"/>
-          <w:sz w:val="18"/>
-          <w:szCs w:val="18"/>
-          <w:u w:val="single"/>
-          <w:lang w:val="en-US" w:eastAsia="ru-RU"/>
-        </w:rPr>
-        <w:t>Responsibilities include:</w:t>
-      </w:r>
-      <w:r>
-        <w:rPr>
-          <w:rFonts w:ascii="Segoe UI" w:eastAsia="Times New Roman" w:hAnsi="Segoe UI" w:cs="Segoe UI"/>
-          <w:color w:val="000000" w:themeColor="text1"/>
-          <w:sz w:val="18"/>
-          <w:szCs w:val="18"/>
-          <w:lang w:val="en-US" w:eastAsia="ru-RU"/>
-        </w:rPr>
-        <w:t xml:space="preserve"> </w:t>
-      </w:r>
-      <w:r>
-        <w:rPr>
-          <w:rFonts w:ascii="Segoe UI" w:hAnsi="Segoe UI" w:cs="Segoe UI"/>
-          <w:sz w:val="18"/>
-          <w:szCs w:val="18"/>
-          <w:shd w:val="clear" w:color="auto" w:fill="FFFFFF"/>
-          <w:lang w:val="en-US"/>
-        </w:rPr>
-        <w:t xml:space="preserve"> SSAS, SSIS, SSRS, DWH, </w:t>
-      </w:r>
-      <w:proofErr w:type="spellStart"/>
-      <w:r>
-        <w:rPr>
-          <w:rFonts w:ascii="Segoe UI" w:hAnsi="Segoe UI" w:cs="Segoe UI"/>
-          <w:sz w:val="18"/>
-          <w:szCs w:val="18"/>
-          <w:shd w:val="clear" w:color="auto" w:fill="FFFFFF"/>
-          <w:lang w:val="en-US"/>
-        </w:rPr>
-        <w:t>PowerBI</w:t>
-      </w:r>
-      <w:proofErr w:type="spellEnd"/>
-      <w:r>
-        <w:rPr>
-          <w:rFonts w:ascii="Segoe UI" w:hAnsi="Segoe UI" w:cs="Segoe UI"/>
-          <w:sz w:val="18"/>
-          <w:szCs w:val="18"/>
-          <w:shd w:val="clear" w:color="auto" w:fill="FFFFFF"/>
-          <w:lang w:val="en-US"/>
-        </w:rPr>
-        <w:t xml:space="preserve">, DAX, PowerShell, C#, Power Query M, 1C </w:t>
-      </w:r>
-      <w:proofErr w:type="spellStart"/>
-      <w:r>
-        <w:rPr>
-          <w:rFonts w:ascii="Segoe UI" w:hAnsi="Segoe UI" w:cs="Segoe UI"/>
-          <w:sz w:val="18"/>
-          <w:szCs w:val="18"/>
-          <w:shd w:val="clear" w:color="auto" w:fill="FFFFFF"/>
-          <w:lang w:val="en-US"/>
-        </w:rPr>
-        <w:t>Odata</w:t>
-      </w:r>
-      <w:proofErr w:type="spellEnd"/>
-      <w:r>
-        <w:rPr>
-          <w:rFonts w:ascii="Segoe UI" w:hAnsi="Segoe UI" w:cs="Segoe UI"/>
-          <w:sz w:val="18"/>
-          <w:szCs w:val="18"/>
-          <w:shd w:val="clear" w:color="auto" w:fill="FFFFFF"/>
-          <w:lang w:val="en-US"/>
-        </w:rPr>
-        <w:t xml:space="preserve">, PowerPivot, Azure, SQL, </w:t>
-      </w:r>
-      <w:proofErr w:type="spellStart"/>
-      <w:r>
-        <w:rPr>
-          <w:rFonts w:ascii="Segoe UI" w:hAnsi="Segoe UI" w:cs="Segoe UI"/>
-          <w:sz w:val="18"/>
-          <w:szCs w:val="18"/>
-          <w:shd w:val="clear" w:color="auto" w:fill="FFFFFF"/>
-          <w:lang w:val="en-US"/>
-        </w:rPr>
-        <w:t>CosmosDB</w:t>
-      </w:r>
-      <w:proofErr w:type="spellEnd"/>
-      <w:r>
-        <w:rPr>
-          <w:rFonts w:ascii="Segoe UI" w:hAnsi="Segoe UI" w:cs="Segoe UI"/>
-          <w:sz w:val="18"/>
-          <w:szCs w:val="18"/>
-          <w:shd w:val="clear" w:color="auto" w:fill="FFFFFF"/>
-          <w:lang w:val="en-US"/>
-        </w:rPr>
-        <w:t>, MS Synapse</w:t>
+    </w:p>
+    <w:p>
+      <w:pPr>
+        <w:pStyle w:val="ListParagraph"/>
+        <w:spacing w:after="0" w:line="240" w:lineRule="auto"/>
+        <w:ind w:left="360"/>
+        <w:textAlignment w:val="baseline"/>
+        <w:rPr>
+          <w:rFonts w:ascii="Segoe UI" w:hAnsi="Segoe UI" w:cs="Segoe UI"/>
+          <w:color w:val="000000" w:themeColor="text1"/>
+          <w:sz w:val="18"/>
+          <w:szCs w:val="18"/>
+          <w:shd w:val="clear" w:color="auto" w:fill="FFFFFF"/>
+          <w:lang w:val="en-US"/>
+        </w:rPr>
+      </w:pPr>
+    </w:p>
+    <w:p>
+      <w:pPr>
+        <w:pStyle w:val="ListParagraph"/>
+        <w:spacing w:after="0" w:line="240" w:lineRule="auto"/>
+        <w:ind w:left="360"/>
+        <w:textAlignment w:val="baseline"/>
+        <w:rPr>
+          <w:rFonts w:ascii="Segoe UI" w:hAnsi="Segoe UI" w:cs="Segoe UI"/>
+          <w:color w:val="000000" w:themeColor="text1"/>
+          <w:sz w:val="18"/>
+          <w:szCs w:val="18"/>
+          <w:shd w:val="clear" w:color="auto" w:fill="FFFFFF"/>
+          <w:lang w:val="en-US"/>
+        </w:rPr>
+      </w:pPr>
+      <w:r>
+        <w:rPr>
+          <w:rFonts w:ascii="Segoe UI" w:hAnsi="Segoe UI" w:cs="Segoe UI"/>
+          <w:color w:val="000000" w:themeColor="text1"/>
+          <w:sz w:val="18"/>
+          <w:szCs w:val="18"/>
+          <w:shd w:val="clear" w:color="auto" w:fill="FFFFFF"/>
+          <w:lang w:val="en-US"/>
+        </w:rPr>
+        <w:t>-- End-to-End BI Solution Delivery: Led the full lifecycle development of analytical solutions for clients: from data warehouse (DWH) schema design and SSIS ETL development to building OLAP cubes in SSAS and final reports in Power BI and SSRS.</w:t>
+      </w:r>
+      <w:r>
+        <w:rPr>
+          <w:rFonts w:ascii="Segoe UI" w:hAnsi="Segoe UI" w:cs="Segoe UI"/>
+          <w:color w:val="000000" w:themeColor="text1"/>
+          <w:sz w:val="18"/>
+          <w:szCs w:val="18"/>
+          <w:shd w:val="clear" w:color="auto" w:fill="FFFFFF"/>
+          <w:lang w:val="en-US"/>
+        </w:rPr>
+        <w:br/>
+      </w:r>
+      <w:r>
+        <w:rPr>
+          <w:rFonts w:ascii="Segoe UI" w:hAnsi="Segoe UI" w:cs="Segoe UI"/>
+          <w:color w:val="000000" w:themeColor="text1"/>
+          <w:sz w:val="18"/>
+          <w:szCs w:val="18"/>
+          <w:shd w:val="clear" w:color="auto" w:fill="FFFFFF"/>
+          <w:lang w:val="en-US"/>
+        </w:rPr>
+        <w:br/>
+        <w:t>-- Development &amp; Optimization: Authored highly optimized T-SQL queries, stored procedures, and views, significantly improving the performance of mission-critical reports. Configured and maintained SSAS Tabular models.</w:t>
+      </w:r>
+      <w:r>
+        <w:rPr>
+          <w:rFonts w:ascii="Segoe UI" w:hAnsi="Segoe UI" w:cs="Segoe UI"/>
+          <w:color w:val="000000" w:themeColor="text1"/>
+          <w:sz w:val="18"/>
+          <w:szCs w:val="18"/>
+          <w:shd w:val="clear" w:color="auto" w:fill="FFFFFF"/>
+          <w:lang w:val="en-US"/>
+        </w:rPr>
+        <w:br/>
+      </w:r>
+      <w:r>
+        <w:rPr>
+          <w:rFonts w:ascii="Segoe UI" w:hAnsi="Segoe UI" w:cs="Segoe UI"/>
+          <w:color w:val="000000" w:themeColor="text1"/>
+          <w:sz w:val="18"/>
+          <w:szCs w:val="18"/>
+          <w:shd w:val="clear" w:color="auto" w:fill="FFFFFF"/>
+          <w:lang w:val="en-US"/>
+        </w:rPr>
+        <w:br/>
+        <w:t>-- Cloud Technology Adoption: Proactively integrated Microsoft Azure services (including Azure SQL Database, Cosmos DB) into client projects, enhancing the scalability and reliability of delivered solutions.</w:t>
+      </w:r>
+      <w:r>
+        <w:rPr>
+          <w:rFonts w:ascii="Segoe UI" w:hAnsi="Segoe UI" w:cs="Segoe UI"/>
+          <w:color w:val="000000" w:themeColor="text1"/>
+          <w:sz w:val="18"/>
+          <w:szCs w:val="18"/>
+          <w:shd w:val="clear" w:color="auto" w:fill="FFFFFF"/>
+          <w:lang w:val="en-US"/>
+        </w:rPr>
+        <w:br/>
+      </w:r>
+      <w:r>
+        <w:rPr>
+          <w:rFonts w:ascii="Segoe UI" w:hAnsi="Segoe UI" w:cs="Segoe UI"/>
+          <w:color w:val="000000" w:themeColor="text1"/>
+          <w:sz w:val="18"/>
+          <w:szCs w:val="18"/>
+          <w:shd w:val="clear" w:color="auto" w:fill="FFFFFF"/>
+          <w:lang w:val="en-US"/>
+        </w:rPr>
+        <w:br/>
+        <w:t>-- Technical Expertise &amp; Mentoring: Advised teams on data architecture and Power BI best practices. Participated in pre-sales activities and client meetings to gather and refine technical requirements.</w:t>
       </w:r>
     </w:p>
     <w:p>
@@ -1904,8 +2047,21 @@
           <w:u w:val="single"/>
           <w:lang w:val="en-US" w:eastAsia="ru-RU"/>
         </w:rPr>
-        <w:t>Responsibilities include:</w:t>
-      </w:r>
+        <w:t xml:space="preserve">Responsibilities </w:t>
+      </w:r>
+      <w:proofErr w:type="gramStart"/>
+      <w:r>
+        <w:rPr>
+          <w:rFonts w:ascii="Segoe UI" w:eastAsia="Times New Roman" w:hAnsi="Segoe UI" w:cs="Segoe UI"/>
+          <w:color w:val="000000" w:themeColor="text1"/>
+          <w:sz w:val="18"/>
+          <w:szCs w:val="18"/>
+          <w:u w:val="single"/>
+          <w:lang w:val="en-US" w:eastAsia="ru-RU"/>
+        </w:rPr>
+        <w:t>include:</w:t>
+      </w:r>
+      <w:proofErr w:type="gramEnd"/>
       <w:r>
         <w:rPr>
           <w:rFonts w:ascii="Segoe UI" w:eastAsia="Times New Roman" w:hAnsi="Segoe UI" w:cs="Segoe UI"/>
@@ -2037,8 +2193,21 @@
           <w:u w:val="single"/>
           <w:lang w:val="en-US" w:eastAsia="ru-RU"/>
         </w:rPr>
-        <w:t>Responsibilities include:</w:t>
-      </w:r>
+        <w:t xml:space="preserve">Responsibilities </w:t>
+      </w:r>
+      <w:proofErr w:type="gramStart"/>
+      <w:r>
+        <w:rPr>
+          <w:rFonts w:ascii="Segoe UI" w:eastAsia="Times New Roman" w:hAnsi="Segoe UI" w:cs="Segoe UI"/>
+          <w:color w:val="000000" w:themeColor="text1"/>
+          <w:sz w:val="18"/>
+          <w:szCs w:val="18"/>
+          <w:u w:val="single"/>
+          <w:lang w:val="en-US" w:eastAsia="ru-RU"/>
+        </w:rPr>
+        <w:t>include:</w:t>
+      </w:r>
+      <w:proofErr w:type="gramEnd"/>
       <w:r>
         <w:rPr>
           <w:rFonts w:ascii="Segoe UI" w:eastAsia="Times New Roman" w:hAnsi="Segoe UI" w:cs="Segoe UI"/>
@@ -2292,7 +2461,29 @@
           <w:szCs w:val="18"/>
           <w:lang w:val="en-US" w:eastAsia="ru-RU"/>
         </w:rPr>
-        <w:t>2.  Support the establishment of procedures and MS SQL Server Integration Services.</w:t>
+        <w:t>2</w:t>
+      </w:r>
+      <w:proofErr w:type="gramStart"/>
+      <w:r>
+        <w:rPr>
+          <w:rFonts w:ascii="Segoe UI" w:eastAsia="Times New Roman" w:hAnsi="Segoe UI" w:cs="Segoe UI"/>
+          <w:color w:val="000000" w:themeColor="text1"/>
+          <w:sz w:val="18"/>
+          <w:szCs w:val="18"/>
+          <w:lang w:val="en-US" w:eastAsia="ru-RU"/>
+        </w:rPr>
+        <w:t>.  Support</w:t>
+      </w:r>
+      <w:proofErr w:type="gramEnd"/>
+      <w:r>
+        <w:rPr>
+          <w:rFonts w:ascii="Segoe UI" w:eastAsia="Times New Roman" w:hAnsi="Segoe UI" w:cs="Segoe UI"/>
+          <w:color w:val="000000" w:themeColor="text1"/>
+          <w:sz w:val="18"/>
+          <w:szCs w:val="18"/>
+          <w:lang w:val="en-US" w:eastAsia="ru-RU"/>
+        </w:rPr>
+        <w:t xml:space="preserve"> the establishment of procedures and MS SQL Server Integration Services.</w:t>
       </w:r>
     </w:p>
     <w:p>
@@ -2316,7 +2507,18 @@
           <w:szCs w:val="18"/>
           <w:lang w:val="en-US" w:eastAsia="ru-RU"/>
         </w:rPr>
-        <w:t xml:space="preserve">3.  </w:t>
+        <w:t>3</w:t>
+      </w:r>
+      <w:proofErr w:type="gramStart"/>
+      <w:r>
+        <w:rPr>
+          <w:rFonts w:ascii="Segoe UI" w:eastAsia="Times New Roman" w:hAnsi="Segoe UI" w:cs="Segoe UI"/>
+          <w:color w:val="000000" w:themeColor="text1"/>
+          <w:sz w:val="18"/>
+          <w:szCs w:val="18"/>
+          <w:lang w:val="en-US" w:eastAsia="ru-RU"/>
+        </w:rPr>
+        <w:t xml:space="preserve">.  </w:t>
       </w:r>
       <w:bookmarkStart w:id="13" w:name="OLE_LINK15"/>
       <w:bookmarkStart w:id="14" w:name="OLE_LINK16"/>
@@ -2328,7 +2530,18 @@
           <w:szCs w:val="18"/>
           <w:lang w:val="en-US" w:eastAsia="ru-RU"/>
         </w:rPr>
-        <w:t xml:space="preserve">Develop </w:t>
+        <w:t>Develop</w:t>
+      </w:r>
+      <w:proofErr w:type="gramEnd"/>
+      <w:r>
+        <w:rPr>
+          <w:rFonts w:ascii="Segoe UI" w:eastAsia="Times New Roman" w:hAnsi="Segoe UI" w:cs="Segoe UI"/>
+          <w:color w:val="000000" w:themeColor="text1"/>
+          <w:sz w:val="18"/>
+          <w:szCs w:val="18"/>
+          <w:lang w:val="en-US" w:eastAsia="ru-RU"/>
+        </w:rPr>
+        <w:t xml:space="preserve"> </w:t>
       </w:r>
       <w:bookmarkEnd w:id="13"/>
       <w:bookmarkEnd w:id="14"/>
@@ -2364,7 +2577,18 @@
           <w:szCs w:val="18"/>
           <w:lang w:val="en-US" w:eastAsia="ru-RU"/>
         </w:rPr>
-        <w:t xml:space="preserve">4.  </w:t>
+        <w:t>4</w:t>
+      </w:r>
+      <w:proofErr w:type="gramStart"/>
+      <w:r>
+        <w:rPr>
+          <w:rFonts w:ascii="Segoe UI" w:eastAsia="Times New Roman" w:hAnsi="Segoe UI" w:cs="Segoe UI"/>
+          <w:color w:val="000000" w:themeColor="text1"/>
+          <w:sz w:val="18"/>
+          <w:szCs w:val="18"/>
+          <w:lang w:val="en-US" w:eastAsia="ru-RU"/>
+        </w:rPr>
+        <w:t xml:space="preserve">.  </w:t>
       </w:r>
       <w:bookmarkStart w:id="15" w:name="OLE_LINK14"/>
       <w:r>
@@ -2375,7 +2599,18 @@
           <w:szCs w:val="18"/>
           <w:lang w:val="en-US" w:eastAsia="ru-RU"/>
         </w:rPr>
-        <w:t xml:space="preserve">Develop </w:t>
+        <w:t>Develop</w:t>
+      </w:r>
+      <w:proofErr w:type="gramEnd"/>
+      <w:r>
+        <w:rPr>
+          <w:rFonts w:ascii="Segoe UI" w:eastAsia="Times New Roman" w:hAnsi="Segoe UI" w:cs="Segoe UI"/>
+          <w:color w:val="000000" w:themeColor="text1"/>
+          <w:sz w:val="18"/>
+          <w:szCs w:val="18"/>
+          <w:lang w:val="en-US" w:eastAsia="ru-RU"/>
+        </w:rPr>
+        <w:t xml:space="preserve"> </w:t>
       </w:r>
       <w:bookmarkEnd w:id="15"/>
       <w:r>
@@ -2434,7 +2669,29 @@
           <w:szCs w:val="18"/>
           <w:lang w:val="en-US" w:eastAsia="ru-RU"/>
         </w:rPr>
-        <w:t>6.  Development and maintenance of additional modules using the C # language</w:t>
+        <w:t>6</w:t>
+      </w:r>
+      <w:proofErr w:type="gramStart"/>
+      <w:r>
+        <w:rPr>
+          <w:rFonts w:ascii="Segoe UI" w:eastAsia="Times New Roman" w:hAnsi="Segoe UI" w:cs="Segoe UI"/>
+          <w:color w:val="000000" w:themeColor="text1"/>
+          <w:sz w:val="18"/>
+          <w:szCs w:val="18"/>
+          <w:lang w:val="en-US" w:eastAsia="ru-RU"/>
+        </w:rPr>
+        <w:t>.  Development</w:t>
+      </w:r>
+      <w:proofErr w:type="gramEnd"/>
+      <w:r>
+        <w:rPr>
+          <w:rFonts w:ascii="Segoe UI" w:eastAsia="Times New Roman" w:hAnsi="Segoe UI" w:cs="Segoe UI"/>
+          <w:color w:val="000000" w:themeColor="text1"/>
+          <w:sz w:val="18"/>
+          <w:szCs w:val="18"/>
+          <w:lang w:val="en-US" w:eastAsia="ru-RU"/>
+        </w:rPr>
+        <w:t xml:space="preserve"> and maintenance of additional modules using the C # language</w:t>
       </w:r>
     </w:p>
     <w:bookmarkEnd w:id="7"/>
@@ -4457,7 +4714,6 @@
   <w:style w:type="character" w:default="1" w:styleId="DefaultParagraphFont">
     <w:name w:val="Default Paragraph Font"/>
     <w:uiPriority w:val="1"/>
-    <w:semiHidden/>
     <w:unhideWhenUsed/>
   </w:style>
   <w:style w:type="table" w:default="1" w:styleId="TableNormal">
